--- a/maqala/maqala-hissa1.docx
+++ b/maqala/maqala-hissa1.docx
@@ -8921,7 +8921,7 @@
           <w:szCs w:val="18"/>
           <w:rtl w:val="false"/>
         </w:rPr>
-        <w:t xml:space="preserve">Faiz Mohammad, "Prospects of Poverty Eradication Through the Existing Zakat System in Pakistan", The Pakistan Development Review, Vol. 30, No. 4, Part II (Winter 1991), Pakistan Institute of Development Economics, Islamabad, p. 1119.</w:t>
+        <w:t xml:space="preserve">Faiz Mohammad, "Prospects of Poverty Eradication Through the Existing Zakat System in Pakistan", The Pakistan Development Review, Vol. 30, No. 4, Part II (Winter 1991), p. 1119.</w:t>
       </w:r>
     </w:p>
   </w:footnote>
